--- a/R8_豊玉小学校150周年_教育長前文_修正版.docx
+++ b/R8_豊玉小学校150周年_教育長前文_修正版.docx
@@ -53,7 +53,7 @@
           <w:b w:val="0"/>
           <w:sz w:val="22"/>
         </w:rPr>
-        <w:t xml:space="preserve">　本校は明治九年、南蔵院本堂の一部を学び舎に、教員二名・児童八十名で開校されました。校名「豊玉」には、稲穂のように子どもの心も豊かに育ってほしいという地域の願いが込められております。多様な子ども一人ひとりを大切にする今日、その願いは新たな重みを帯び、一万二千六百六十八名の同窓に受け継がれてまいりました。</w:t>
+        <w:t xml:space="preserve">　いま豊玉小学校に学ぶ児童一人ひとりの背後には、明治九年に南蔵院本堂で学び始めた八十名の児童と二名の教員以来、一万二千六百六十八名の先輩たちの確かな歩みがあります。校名「豊玉」に込められた、稲穂のように子どもの心も豊かに実れとの地域の願いを、世代から世代へと受け継ぎ、今日の教室にまで運んでこられたのです。</w:t>
       </w:r>
     </w:p>
     <w:p>
@@ -106,7 +106,7 @@
           <w:b w:val="0"/>
           <w:sz w:val="18"/>
         </w:rPr>
-        <w:t>（文字数：本文597文字／全体598文字・600文字以内）</w:t>
+        <w:t>（文字数：全体599文字・600文字以内）</w:t>
       </w:r>
     </w:p>
     <w:sectPr>

--- a/R8_豊玉小学校150周年_教育長前文_修正版.docx
+++ b/R8_豊玉小学校150周年_教育長前文_修正版.docx
@@ -53,7 +53,7 @@
           <w:b w:val="0"/>
           <w:sz w:val="22"/>
         </w:rPr>
-        <w:t xml:space="preserve">　いま豊玉小学校に学ぶ児童一人ひとりの背後には、明治九年に南蔵院本堂で学び始めた八十名の児童と二名の教員以来、一万二千六百六十八名の先輩たちの確かな歩みがあります。校名「豊玉」に込められた、稲穂のように子どもの心も豊かに実れとの地域の願いを、世代から世代へと受け継ぎ、今日の教室にまで運んでこられたのです。</w:t>
+        <w:t xml:space="preserve">　本校は、明治九年、南蔵院本堂の一部を学び舎として、地域の方々が教員二名・児童八十名を迎え入れたところから歩みを始めました。新しい学び舎に「豊玉」の名を贈られたのは、稲穂のように子どもの心も豊かに実れとの切なる願いを託すためであり、その願いは、百五十年を経て一万二千六百六十八名の同窓に受け継がれております。</w:t>
       </w:r>
     </w:p>
     <w:p>
@@ -106,7 +106,7 @@
           <w:b w:val="0"/>
           <w:sz w:val="18"/>
         </w:rPr>
-        <w:t>（文字数：全体599文字・600文字以内）</w:t>
+        <w:t>（文字数：全体600文字・600文字以内）</w:t>
       </w:r>
     </w:p>
     <w:sectPr>

--- a/R8_豊玉小学校150周年_教育長前文_修正版.docx
+++ b/R8_豊玉小学校150周年_教育長前文_修正版.docx
@@ -53,7 +53,7 @@
           <w:b w:val="0"/>
           <w:sz w:val="22"/>
         </w:rPr>
-        <w:t xml:space="preserve">　本校は、明治九年、南蔵院本堂の一部を学び舎として、地域の方々が教員二名・児童八十名を迎え入れたところから歩みを始めました。新しい学び舎に「豊玉」の名を贈られたのは、稲穂のように子どもの心も豊かに実れとの切なる願いを託すためであり、その願いは、百五十年を経て一万二千六百六十八名の同窓に受け継がれております。</w:t>
+        <w:t xml:space="preserve">　本校が百五十年の永きにわたり歩みを止めなかったのは、明治九年に地域の方々が学び舎に贈られた「豊玉」── 稲穂のように子どもの心も豊かに実れ ── との祈りが、南蔵院本堂で迎えられた教員二名・児童八十名から、一万二千六百六十八名の同窓を介して、今日の教室まで脈々と継がれてきたからでございます。</w:t>
       </w:r>
     </w:p>
     <w:p>
@@ -106,7 +106,7 @@
           <w:b w:val="0"/>
           <w:sz w:val="18"/>
         </w:rPr>
-        <w:t>（文字数：全体600文字・600文字以内）</w:t>
+        <w:t>（文字数：全体590文字・600文字以内）</w:t>
       </w:r>
     </w:p>
     <w:sectPr>

--- a/R8_豊玉小学校150周年_教育長前文_修正版.docx
+++ b/R8_豊玉小学校150周年_教育長前文_修正版.docx
@@ -53,7 +53,7 @@
           <w:b w:val="0"/>
           <w:sz w:val="22"/>
         </w:rPr>
-        <w:t xml:space="preserve">　本校が百五十年の永きにわたり歩みを止めなかったのは、明治九年に地域の方々が学び舎に贈られた「豊玉」── 稲穂のように子どもの心も豊かに実れ ── との祈りが、南蔵院本堂で迎えられた教員二名・児童八十名から、一万二千六百六十八名の同窓を介して、今日の教室まで脈々と継がれてきたからでございます。</w:t>
+        <w:t xml:space="preserve">　本校は明治九年十一月、南蔵院の寺子屋を母体に、教員二名・児童八十名で開校されました。校名「豊玉」は学区がまたがっていた「北豊島郡」と「東多摩郡」に由来し、地域の方々は「学田」を耕してその収穫を学校に充てるなど、当初より教育を支えてこられました。以来一万二千六百六十八名の卒業生を数えます。</w:t>
       </w:r>
     </w:p>
     <w:p>
@@ -106,7 +106,7 @@
           <w:b w:val="0"/>
           <w:sz w:val="18"/>
         </w:rPr>
-        <w:t>（文字数：全体590文字・600文字以内）</w:t>
+        <w:t>（文字数：全体591文字・600文字以内 ／ 史実出典：150周年行事関係資料）</w:t>
       </w:r>
     </w:p>
     <w:sectPr>
